--- a/arb/docx/49.content.docx
+++ b/arb/docx/49.content.docx
@@ -9367,20 +9367,14 @@
         </w:rPr>
         <w:t xml:space="preserve">إلى المكان الذي يسكن فيه الله. انظر كيف قمت بترجمة هذه الكلمة في </w:t>
       </w:r>
-      <w:hyperlink r:id="rId13">
-        <w:r>
-          <w:rPr>
-            <w:rtl/>
-            <w:cs/>
-            <w:lang w:val="ar_AE" w:bidi="ar_AE"/>
-          </w:rPr>
-          <w:rPr>
-            <w:color w:val="0000EE"/>
-            <w:u w:val="single"/>
-          </w:rPr>
-          <w:t>أفسس 1:3</w:t>
-        </w:r>
-      </w:hyperlink>
+      <w:r>
+        <w:rPr>
+          <w:rtl/>
+          <w:cs/>
+          <w:lang w:val="ar_AE" w:bidi="ar_AE"/>
+        </w:rPr>
+        <w:t>أفسس 1:3</w:t>
+      </w:r>
       <w:r>
         <w:rPr>
           <w:rtl/>
@@ -14033,20 +14027,14 @@
         </w:rPr>
         <w:t xml:space="preserve"> إلى المكان الذي يوجد فيه الله. انظر كيف قمت بترجمةهذه الكلمة في </w:t>
       </w:r>
-      <w:hyperlink r:id="rId13">
-        <w:r>
-          <w:rPr>
-            <w:rtl/>
-            <w:cs/>
-            <w:lang w:val="ar_AE" w:bidi="ar_AE"/>
-          </w:rPr>
-          <w:rPr>
-            <w:color w:val="0000EE"/>
-            <w:u w:val="single"/>
-          </w:rPr>
-          <w:t>أفسس 1:3</w:t>
-        </w:r>
-      </w:hyperlink>
+      <w:r>
+        <w:rPr>
+          <w:rtl/>
+          <w:cs/>
+          <w:lang w:val="ar_AE" w:bidi="ar_AE"/>
+        </w:rPr>
+        <w:t>أفسس 1:3</w:t>
+      </w:r>
       <w:r>
         <w:rPr>
           <w:rtl/>
@@ -14952,20 +14940,14 @@
         </w:rPr>
         <w:t xml:space="preserve">انظر كيف قمت بترجمة هذه العبارة في </w:t>
       </w:r>
-      <w:hyperlink r:id="rId14">
-        <w:r>
-          <w:rPr>
-            <w:rtl/>
-            <w:cs/>
-            <w:lang w:val="ar_AE" w:bidi="ar_AE"/>
-          </w:rPr>
-          <w:rPr>
-            <w:color w:val="0000EE"/>
-            <w:u w:val="single"/>
-          </w:rPr>
-          <w:t>أفسس 2:5</w:t>
-        </w:r>
-      </w:hyperlink>
+      <w:r>
+        <w:rPr>
+          <w:rtl/>
+          <w:cs/>
+          <w:lang w:val="ar_AE" w:bidi="ar_AE"/>
+        </w:rPr>
+        <w:t>أفسس 2:5</w:t>
+      </w:r>
       <w:r>
         <w:rPr>
           <w:rtl/>
@@ -26059,20 +26041,14 @@
         </w:rPr>
         <w:t xml:space="preserve"> إلى المكان الذي يوجد فيه الله. انظر كيف قمت بترجمة هذه العبارة في </w:t>
       </w:r>
-      <w:hyperlink r:id="rId13">
-        <w:r>
-          <w:rPr>
-            <w:rtl/>
-            <w:cs/>
-            <w:lang w:val="ar_AE" w:bidi="ar_AE"/>
-          </w:rPr>
-          <w:rPr>
-            <w:color w:val="0000EE"/>
-            <w:u w:val="single"/>
-          </w:rPr>
-          <w:t>أفسس 1:3</w:t>
-        </w:r>
-      </w:hyperlink>
+      <w:r>
+        <w:rPr>
+          <w:rtl/>
+          <w:cs/>
+          <w:lang w:val="ar_AE" w:bidi="ar_AE"/>
+        </w:rPr>
+        <w:t>أفسس 1:3</w:t>
+      </w:r>
       <w:r>
         <w:rPr>
           <w:rtl/>
@@ -28579,20 +28555,14 @@
         </w:rPr>
         <w:t xml:space="preserve">عبارة الربط: يواصل بولس الصلاة التي بدأها في </w:t>
       </w:r>
-      <w:hyperlink r:id="rId15">
-        <w:r>
-          <w:rPr>
-            <w:rtl/>
-            <w:cs/>
-            <w:lang w:val="ar_AE" w:bidi="ar_AE"/>
-          </w:rPr>
-          <w:rPr>
-            <w:color w:val="0000EE"/>
-            <w:u w:val="single"/>
-          </w:rPr>
-          <w:t>أفسس 3:14</w:t>
-        </w:r>
-      </w:hyperlink>
+      <w:r>
+        <w:rPr>
+          <w:rtl/>
+          <w:cs/>
+          <w:lang w:val="ar_AE" w:bidi="ar_AE"/>
+        </w:rPr>
+        <w:t>أفسس 3:14</w:t>
+      </w:r>
       <w:r>
         <w:rPr>
           <w:rtl/>
@@ -28726,20 +28696,14 @@
         </w:rPr>
         <w:t>هذا هو الأمر الثاني الذي يصلي بولس أن "يعطيه" الله لأهل أفسس "بحسب غنى مجده". الأمر الأول هو أن "يتأيدوا بالقوة" (</w:t>
       </w:r>
-      <w:hyperlink r:id="rId16">
-        <w:r>
-          <w:rPr>
-            <w:rtl/>
-            <w:cs/>
-            <w:lang w:val="ar_AE" w:bidi="ar_AE"/>
-          </w:rPr>
-          <w:rPr>
-            <w:color w:val="0000EE"/>
-            <w:u w:val="single"/>
-          </w:rPr>
-          <w:t>أفسس 3:16</w:t>
-        </w:r>
-      </w:hyperlink>
+      <w:r>
+        <w:rPr>
+          <w:rtl/>
+          <w:cs/>
+          <w:lang w:val="ar_AE" w:bidi="ar_AE"/>
+        </w:rPr>
+        <w:t>أفسس 3:16</w:t>
+      </w:r>
       <w:r>
         <w:rPr>
           <w:rtl/>
@@ -29387,20 +29351,14 @@
         </w:rPr>
         <w:t>هذا هو الأمر الثالث الذي من أجله يحني بولس ركبتيه ويصلي؛ الأول هو أن يعطيهم الله أن يتأيدوا بالقوة (</w:t>
       </w:r>
-      <w:hyperlink r:id="rId16">
-        <w:r>
-          <w:rPr>
-            <w:rtl/>
-            <w:cs/>
-            <w:lang w:val="ar_AE" w:bidi="ar_AE"/>
-          </w:rPr>
-          <w:rPr>
-            <w:color w:val="0000EE"/>
-            <w:u w:val="single"/>
-          </w:rPr>
-          <w:t>أفسس 3:16</w:t>
-        </w:r>
-      </w:hyperlink>
+      <w:r>
+        <w:rPr>
+          <w:rtl/>
+          <w:cs/>
+          <w:lang w:val="ar_AE" w:bidi="ar_AE"/>
+        </w:rPr>
+        <w:t>أفسس 3:16</w:t>
+      </w:r>
       <w:r>
         <w:rPr>
           <w:rtl/>
@@ -29409,20 +29367,14 @@
         </w:rPr>
         <w:t>)، والثاني هو أن يحلّ المسيح في قلوبهم بالإيمان (</w:t>
       </w:r>
-      <w:hyperlink r:id="rId17">
-        <w:r>
-          <w:rPr>
-            <w:rtl/>
-            <w:cs/>
-            <w:lang w:val="ar_AE" w:bidi="ar_AE"/>
-          </w:rPr>
-          <w:rPr>
-            <w:color w:val="0000EE"/>
-            <w:u w:val="single"/>
-          </w:rPr>
-          <w:t>أفسس 3:17</w:t>
-        </w:r>
-      </w:hyperlink>
+      <w:r>
+        <w:rPr>
+          <w:rtl/>
+          <w:cs/>
+          <w:lang w:val="ar_AE" w:bidi="ar_AE"/>
+        </w:rPr>
+        <w:t>أفسس 3:17</w:t>
+      </w:r>
       <w:r>
         <w:rPr>
           <w:rtl/>
@@ -30122,20 +30074,14 @@
         </w:rPr>
         <w:t>هذا هو الأمر الرابع الذي يحني بولس ركبتيه ويصلي لأجله (</w:t>
       </w:r>
-      <w:hyperlink r:id="rId15">
-        <w:r>
-          <w:rPr>
-            <w:rtl/>
-            <w:cs/>
-            <w:lang w:val="ar_AE" w:bidi="ar_AE"/>
-          </w:rPr>
-          <w:rPr>
-            <w:color w:val="0000EE"/>
-            <w:u w:val="single"/>
-          </w:rPr>
-          <w:t>أفسس 3:14</w:t>
-        </w:r>
-      </w:hyperlink>
+      <w:r>
+        <w:rPr>
+          <w:rtl/>
+          <w:cs/>
+          <w:lang w:val="ar_AE" w:bidi="ar_AE"/>
+        </w:rPr>
+        <w:t>أفسس 3:14</w:t>
+      </w:r>
       <w:r>
         <w:rPr>
           <w:rtl/>
@@ -30144,20 +30090,14 @@
         </w:rPr>
         <w:t>). الأول هو أن "يتأيدوا بالقوة" (</w:t>
       </w:r>
-      <w:hyperlink r:id="rId16">
-        <w:r>
-          <w:rPr>
-            <w:rtl/>
-            <w:cs/>
-            <w:lang w:val="ar_AE" w:bidi="ar_AE"/>
-          </w:rPr>
-          <w:rPr>
-            <w:color w:val="0000EE"/>
-            <w:u w:val="single"/>
-          </w:rPr>
-          <w:t>أفسس 3:16</w:t>
-        </w:r>
-      </w:hyperlink>
+      <w:r>
+        <w:rPr>
+          <w:rtl/>
+          <w:cs/>
+          <w:lang w:val="ar_AE" w:bidi="ar_AE"/>
+        </w:rPr>
+        <w:t>أفسس 3:16</w:t>
+      </w:r>
       <w:r>
         <w:rPr>
           <w:rtl/>
@@ -30166,20 +30106,14 @@
         </w:rPr>
         <w:t>)، والثاني هو أن "يحل المسيح بالإيمان في قلوبهم" (</w:t>
       </w:r>
-      <w:hyperlink r:id="rId17">
-        <w:r>
-          <w:rPr>
-            <w:rtl/>
-            <w:cs/>
-            <w:lang w:val="ar_AE" w:bidi="ar_AE"/>
-          </w:rPr>
-          <w:rPr>
-            <w:color w:val="0000EE"/>
-            <w:u w:val="single"/>
-          </w:rPr>
-          <w:t>أفسس 3:17</w:t>
-        </w:r>
-      </w:hyperlink>
+      <w:r>
+        <w:rPr>
+          <w:rtl/>
+          <w:cs/>
+          <w:lang w:val="ar_AE" w:bidi="ar_AE"/>
+        </w:rPr>
+        <w:t>أفسس 3:17</w:t>
+      </w:r>
       <w:r>
         <w:rPr>
           <w:rtl/>
@@ -30188,20 +30122,14 @@
         </w:rPr>
         <w:t>)، والثالث هو أن "يستطيعوا أن يدركوا محبة المسيح" (</w:t>
       </w:r>
-      <w:hyperlink r:id="rId18">
-        <w:r>
-          <w:rPr>
-            <w:rtl/>
-            <w:cs/>
-            <w:lang w:val="ar_AE" w:bidi="ar_AE"/>
-          </w:rPr>
-          <w:rPr>
-            <w:color w:val="0000EE"/>
-            <w:u w:val="single"/>
-          </w:rPr>
-          <w:t>أفسس 3:18</w:t>
-        </w:r>
-      </w:hyperlink>
+      <w:r>
+        <w:rPr>
+          <w:rtl/>
+          <w:cs/>
+          <w:lang w:val="ar_AE" w:bidi="ar_AE"/>
+        </w:rPr>
+        <w:t>أفسس 3:18</w:t>
+      </w:r>
       <w:r>
         <w:rPr>
           <w:rtl/>
@@ -41109,20 +41037,14 @@
         </w:rPr>
         <w:t xml:space="preserve"> إلى الطريقة التي تعيش بها الأمم، كما تم وصفه في </w:t>
       </w:r>
-      <w:hyperlink r:id="rId19">
-        <w:r>
-          <w:rPr>
-            <w:rtl/>
-            <w:cs/>
-            <w:lang w:val="ar_AE" w:bidi="ar_AE"/>
-          </w:rPr>
-          <w:rPr>
-            <w:color w:val="0000EE"/>
-            <w:u w:val="single"/>
-          </w:rPr>
-          <w:t>أفسس 4:17–19</w:t>
-        </w:r>
-      </w:hyperlink>
+      <w:r>
+        <w:rPr>
+          <w:rtl/>
+          <w:cs/>
+          <w:lang w:val="ar_AE" w:bidi="ar_AE"/>
+        </w:rPr>
+        <w:t>أفسس 4:17–19</w:t>
+      </w:r>
       <w:r>
         <w:rPr>
           <w:rtl/>
@@ -47055,20 +46977,14 @@
         </w:rPr>
         <w:t xml:space="preserve">علاقة سبب ونتيجة. فإن السبب (المذكور في </w:t>
       </w:r>
-      <w:hyperlink r:id="rId20">
-        <w:r>
-          <w:rPr>
-            <w:rtl/>
-            <w:cs/>
-            <w:lang w:val="ar_AE" w:bidi="ar_AE"/>
-          </w:rPr>
-          <w:rPr>
-            <w:color w:val="0000EE"/>
-            <w:u w:val="single"/>
-          </w:rPr>
-          <w:t>أفسس 4:32</w:t>
-        </w:r>
-      </w:hyperlink>
+      <w:r>
+        <w:rPr>
+          <w:rtl/>
+          <w:cs/>
+          <w:lang w:val="ar_AE" w:bidi="ar_AE"/>
+        </w:rPr>
+        <w:t>أفسس 4:32</w:t>
+      </w:r>
       <w:r>
         <w:rPr>
           <w:rtl/>
@@ -56567,20 +56483,14 @@
         </w:rPr>
         <w:t>عبارة الربط: يبدأ بولس بشرح كيف يجب على المؤمنين أن يخضعوا بعضهم لبعض (</w:t>
       </w:r>
-      <w:hyperlink r:id="rId21">
-        <w:r>
-          <w:rPr>
-            <w:rtl/>
-            <w:cs/>
-            <w:lang w:val="ar_AE" w:bidi="ar_AE"/>
-          </w:rPr>
-          <w:rPr>
-            <w:color w:val="0000EE"/>
-            <w:u w:val="single"/>
-          </w:rPr>
-          <w:t>أفسس 5:21</w:t>
-        </w:r>
-      </w:hyperlink>
+      <w:r>
+        <w:rPr>
+          <w:rtl/>
+          <w:cs/>
+          <w:lang w:val="ar_AE" w:bidi="ar_AE"/>
+        </w:rPr>
+        <w:t>أفسس 5:21</w:t>
+      </w:r>
       <w:r>
         <w:rPr>
           <w:rtl/>
@@ -63033,20 +62943,14 @@
         </w:rPr>
         <w:t>" فن (</w:t>
       </w:r>
-      <w:hyperlink r:id="rId22">
-        <w:r>
-          <w:rPr>
-            <w:rtl/>
-            <w:cs/>
-            <w:lang w:val="ar_AE" w:bidi="ar_AE"/>
-          </w:rPr>
-          <w:rPr>
-            <w:color w:val="0000EE"/>
-            <w:u w:val="single"/>
-          </w:rPr>
-          <w:t>أفسس 6:8</w:t>
-        </w:r>
-      </w:hyperlink>
+      <w:r>
+        <w:rPr>
+          <w:rtl/>
+          <w:cs/>
+          <w:lang w:val="ar_AE" w:bidi="ar_AE"/>
+        </w:rPr>
+        <w:t>أفسس 6:8</w:t>
+      </w:r>
       <w:r>
         <w:rPr>
           <w:rtl/>
@@ -63570,20 +63474,14 @@
         </w:rPr>
         <w:t xml:space="preserve">هاتان الكلمتان متشابهتان جدًا في المعنى. وتم استخدامهما معًا حتى تؤكد كل منهما الأخرى. انظر كيف قُمت بترجمة هذه العبارة قرب نهاية </w:t>
       </w:r>
-      <w:hyperlink r:id="rId23">
-        <w:r>
-          <w:rPr>
-            <w:rtl/>
-            <w:cs/>
-            <w:lang w:val="ar_AE" w:bidi="ar_AE"/>
-          </w:rPr>
-          <w:rPr>
-            <w:color w:val="0000EE"/>
-            <w:u w:val="single"/>
-          </w:rPr>
-          <w:t>أفسس 1:19</w:t>
-        </w:r>
-      </w:hyperlink>
+      <w:r>
+        <w:rPr>
+          <w:rtl/>
+          <w:cs/>
+          <w:lang w:val="ar_AE" w:bidi="ar_AE"/>
+        </w:rPr>
+        <w:t>أفسس 1:19</w:t>
+      </w:r>
       <w:r>
         <w:rPr>
           <w:rtl/>
@@ -65813,20 +65711,14 @@
         </w:rPr>
         <w:t xml:space="preserve">" في </w:t>
       </w:r>
-      <w:hyperlink r:id="rId24">
-        <w:r>
-          <w:rPr>
-            <w:rtl/>
-            <w:cs/>
-            <w:lang w:val="ar_AE" w:bidi="ar_AE"/>
-          </w:rPr>
-          <w:rPr>
-            <w:color w:val="0000EE"/>
-            <w:u w:val="single"/>
-          </w:rPr>
-          <w:t>أفسس 6:13</w:t>
-        </w:r>
-      </w:hyperlink>
+      <w:r>
+        <w:rPr>
+          <w:rtl/>
+          <w:cs/>
+          <w:lang w:val="ar_AE" w:bidi="ar_AE"/>
+        </w:rPr>
+        <w:t>أفسس 6:13</w:t>
+      </w:r>
       <w:r>
         <w:rPr>
           <w:rtl/>
